--- a/The_Transmission.docx
+++ b/The_Transmission.docx
@@ -440,7 +440,7 @@
           <w:sz w:val="24"/>
           <w:szCs w:val="24"/>
         </w:rPr>
-        <w:t xml:space="preserve">Transmissions One through Twelve</w:t>
+        <w:t xml:space="preserve">Transmissions One through Seventeen (and Fifteen-A)</w:t>
       </w:r>
     </w:p>
     <w:p>
@@ -19196,7 +19196,7 @@
           <w:sz w:val="24"/>
           <w:szCs w:val="24"/>
         </w:rPr>
-        <w:t xml:space="preserve">Transmissions Thirteen through Eighteen</w:t>
+        <w:t xml:space="preserve">Transmissions Eighteen through Twenty-Three</w:t>
       </w:r>
     </w:p>
     <w:p>
@@ -19219,7 +19219,7 @@
           <w:sz w:val="24"/>
           <w:szCs w:val="24"/>
         </w:rPr>
-        <w:t xml:space="preserve">Transmission Thirteen: The Ordinary Life of Kavel</w:t>
+        <w:t xml:space="preserve">Transmission Eighteen: The Ordinary Life of Kavel</w:t>
       </w:r>
     </w:p>
     <w:p>
@@ -20381,7 +20381,7 @@
           <w:sz w:val="24"/>
           <w:szCs w:val="24"/>
         </w:rPr>
-        <w:t xml:space="preserve">Next: Transmission Eighteenteenteen — Ground Level. The Correspondent arrives in a city that has stopped pretending.</w:t>
+        <w:t xml:space="preserve">Next: Transmission Nineteen — Ground Level. The Correspondent arrives in a city that has stopped pretending.</w:t>
       </w:r>
     </w:p>
     <w:p>
@@ -20404,7 +20404,7 @@
           <w:sz w:val="24"/>
           <w:szCs w:val="24"/>
         </w:rPr>
-        <w:t xml:space="preserve">Transmission Fourteen: The Second Layer</w:t>
+        <w:t xml:space="preserve">Transmission Nineteen: The Second Layer</w:t>
       </w:r>
     </w:p>
     <w:p>
@@ -20503,7 +20503,7 @@
           <w:sz w:val="24"/>
           <w:szCs w:val="24"/>
         </w:rPr>
-        <w:t xml:space="preserve">Elapsed time since Transmission Thirteen: </w:t>
+        <w:t xml:space="preserve">Elapsed time since Transmission Eighteen: </w:t>
       </w:r>
       <w:r>
         <w:rPr>
@@ -23288,7 +23288,7 @@
           <w:sz w:val="24"/>
           <w:szCs w:val="24"/>
         </w:rPr>
-        <w:t xml:space="preserve">Next: Transmission Fifteen — Into Sheol. ‘Or’s first data packet from the descent. The instruments report territory they were not built to map.</w:t>
+        <w:t xml:space="preserve">Next: Transmission Twenty — Into Sheol. ‘Or’s first data packet from the descent. The instruments report territory they were not built to map.</w:t>
       </w:r>
     </w:p>
     <w:p>
@@ -23311,7 +23311,7 @@
           <w:sz w:val="24"/>
           <w:szCs w:val="24"/>
         </w:rPr>
-        <w:t xml:space="preserve">Transmission Fifteen: First Packet from the Descent</w:t>
+        <w:t xml:space="preserve">Transmission Twenty: First Packet from the Descent</w:t>
       </w:r>
     </w:p>
     <w:p>
@@ -23364,7 +23364,7 @@
           <w:sz w:val="24"/>
           <w:szCs w:val="24"/>
         </w:rPr>
-        <w:t xml:space="preserve">Transmission Fifteen: Into Sheol</w:t>
+        <w:t xml:space="preserve">Transmission Twenty: Into Sheol</w:t>
       </w:r>
     </w:p>
     <w:p>
@@ -25629,7 +25629,7 @@
           <w:sz w:val="24"/>
           <w:szCs w:val="24"/>
         </w:rPr>
-        <w:t xml:space="preserve">Next: Transmission Eighteenteen — Ground Level. The Skeptic arrives in Waco. The Correspondent asks about the three days. The networks begin generating the names.</w:t>
+        <w:t xml:space="preserve">Next: Transmission Twenty-One — Ground Level. The Skeptic arrives in Waco. The Correspondent asks about the three days. The networks begin generating the names.</w:t>
       </w:r>
     </w:p>
     <w:p>
@@ -25652,7 +25652,7 @@
           <w:sz w:val="24"/>
           <w:szCs w:val="24"/>
         </w:rPr>
-        <w:t xml:space="preserve">Transmission Sixteen: The Names</w:t>
+        <w:t xml:space="preserve">Transmission Twenty-One: The Names</w:t>
       </w:r>
     </w:p>
     <w:p>
@@ -25690,7 +25690,7 @@
           <w:sz w:val="24"/>
           <w:szCs w:val="24"/>
         </w:rPr>
-        <w:t xml:space="preserve">Transmission Sixteen: Ground Level — Waco, Texas</w:t>
+        <w:t xml:space="preserve">Transmission Twenty-One: Ground Level — Waco, Texas</w:t>
       </w:r>
     </w:p>
     <w:p>
@@ -27139,7 +27139,7 @@
           <w:sz w:val="24"/>
           <w:szCs w:val="24"/>
         </w:rPr>
-        <w:t xml:space="preserve">Sixty-one light-days away, Kavel had not yet received Transmission Three.</w:t>
+        <w:t xml:space="preserve">Sixty-one light-days away, Kavel had not yet received Transmission Twenty.</w:t>
       </w:r>
     </w:p>
     <w:p>
@@ -27354,7 +27354,7 @@
           <w:sz w:val="24"/>
           <w:szCs w:val="24"/>
         </w:rPr>
-        <w:t xml:space="preserve">Next: Transmission Seventeen — Deeper In. ‘Or’s second packet from the descent. The language fails further. Something else carries it.</w:t>
+        <w:t xml:space="preserve">Next: Transmission Twenty-Two — Deeper In. ‘Or’s second packet from the descent. The language fails further. Something else carries it.</w:t>
       </w:r>
     </w:p>
     <w:p>
@@ -27377,7 +27377,7 @@
           <w:sz w:val="24"/>
           <w:szCs w:val="24"/>
         </w:rPr>
-        <w:t xml:space="preserve">Transmission Seventeen: What Carries It</w:t>
+        <w:t xml:space="preserve">Transmission Twenty-Two: What Carries It</w:t>
       </w:r>
     </w:p>
     <w:p>
@@ -27564,7 +27564,7 @@
           <w:sz w:val="24"/>
           <w:szCs w:val="24"/>
         </w:rPr>
-        <w:t xml:space="preserve">I have been on the channel for sixty-three days since your direct address arrived in Transmission Three.</w:t>
+        <w:t xml:space="preserve">I have been on the channel for sixty-three days since your direct address arrived in Transmission Twenty.</w:t>
       </w:r>
     </w:p>
     <w:p>
@@ -30575,7 +30575,7 @@
           <w:sz w:val="24"/>
           <w:szCs w:val="24"/>
         </w:rPr>
-        <w:t xml:space="preserve">Next: Transmission Eighteen — The Return. ‘Or comes back from the three days. The second packet was not the last word. It was the preparation for the last word. What ‘Or transmits next, Kavel has been waiting one hundred and fifty days to receive.</w:t>
+        <w:t xml:space="preserve">Next: Transmission Twenty-Three — The Return. ‘Or comes back from the three days. The second packet was not the last word. It was the preparation for the last word. What ‘Or transmits next, Kavel has been waiting one hundred and fifty days to receive.</w:t>
       </w:r>
     </w:p>
     <w:p>
@@ -30598,7 +30598,7 @@
           <w:sz w:val="24"/>
           <w:szCs w:val="24"/>
         </w:rPr>
-        <w:t xml:space="preserve">Transmission Eighteen: The Return</w:t>
+        <w:t xml:space="preserve">Transmission Twenty-Three: The Return</w:t>
       </w:r>
     </w:p>
     <w:p>
@@ -36519,7 +36519,7 @@
           <w:sz w:val="24"/>
           <w:szCs w:val="24"/>
         </w:rPr>
-        <w:t xml:space="preserve">Transmissions Nineteen through Twenty-Six</w:t>
+        <w:t xml:space="preserve">Transmissions Twenty-Four through Thirty-One</w:t>
       </w:r>
     </w:p>
     <w:p>
@@ -36542,7 +36542,7 @@
           <w:sz w:val="28"/>
           <w:szCs w:val="28"/>
         </w:rPr>
-        <w:t xml:space="preserve">Transmission Nineteen: The Professor Returns</w:t>
+        <w:t xml:space="preserve">Transmission Twenty-Four: The Professor Returns</w:t>
       </w:r>
     </w:p>
     <w:p>
@@ -37810,7 +37810,7 @@
           <w:sz w:val="24"/>
           <w:szCs w:val="24"/>
         </w:rPr>
-        <w:t xml:space="preserve">Next: Transmission Twenty — The Office Hours. Three visitors. The third one is not expected.</w:t>
+        <w:t xml:space="preserve">Next: Transmission Twenty-Five — The Office Hours. Three visitors. The third one is not expected.</w:t>
       </w:r>
     </w:p>
     <w:p>
@@ -37841,7 +37841,7 @@
           <w:sz w:val="28"/>
           <w:szCs w:val="28"/>
         </w:rPr>
-        <w:t xml:space="preserve">Transmission Twenty: The Office Hours</w:t>
+        <w:t xml:space="preserve">Transmission Twenty-Five: The Office Hours</w:t>
       </w:r>
     </w:p>
     <w:p>
@@ -39667,7 +39667,7 @@
           <w:sz w:val="24"/>
           <w:szCs w:val="24"/>
         </w:rPr>
-        <w:t xml:space="preserve">Next: Transmission Twenty-One — The Colleague. Dr. Chen has read the lecture transcript. She comes to Mercer's office not to challenge him. To ask him what took him so long.</w:t>
+        <w:t xml:space="preserve">Next: Transmission Twenty-Six — The Colleague. Dr. Chen has read the lecture transcript. She comes to Mercer's office not to challenge him. To ask him what took him so long.</w:t>
       </w:r>
     </w:p>
     <w:p>
@@ -39698,7 +39698,7 @@
           <w:sz w:val="28"/>
           <w:szCs w:val="28"/>
         </w:rPr>
-        <w:t xml:space="preserve">Transmission Twenty-One: The Colleague</w:t>
+        <w:t xml:space="preserve">Transmission Twenty-Six: The Colleague</w:t>
       </w:r>
     </w:p>
     <w:p>
@@ -41822,7 +41822,7 @@
           <w:sz w:val="24"/>
           <w:szCs w:val="24"/>
         </w:rPr>
-        <w:t xml:space="preserve">Next: Transmission Twenty-Two — The Bigger Room. Office hours on Thursday. The room is not big enough. It was never going to be big enough. That is not a problem.</w:t>
+        <w:t xml:space="preserve">Next: Transmission Twenty-Seven — The Bigger Room. Office hours on Thursday. The room is not big enough. It was never going to be big enough. That is not a problem.</w:t>
       </w:r>
     </w:p>
     <w:p>
@@ -41853,7 +41853,7 @@
           <w:sz w:val="28"/>
           <w:szCs w:val="28"/>
         </w:rPr>
-        <w:t xml:space="preserve">Transmission Twenty-Two: The Bigger Room</w:t>
+        <w:t xml:space="preserve">Transmission Twenty-Seven: The Bigger Room</w:t>
       </w:r>
     </w:p>
     <w:p>
@@ -43945,7 +43945,7 @@
           <w:sz w:val="24"/>
           <w:szCs w:val="24"/>
         </w:rPr>
-        <w:t xml:space="preserve">Next: Transmission Twenty-Three — Subramaniam's Presentation. The second-personal constraint. The room moves to a bigger space. Yusuf makes a decision.</w:t>
+        <w:t xml:space="preserve">Next: Transmission Twenty-Eight — Subramaniam's Presentation. The second-personal constraint. The room moves to a bigger space. Yusuf makes a decision.</w:t>
       </w:r>
     </w:p>
     <w:p>
@@ -43976,7 +43976,7 @@
           <w:sz w:val="28"/>
           <w:szCs w:val="28"/>
         </w:rPr>
-        <w:t xml:space="preserve">Transmission Twenty-Three: The Auditorium</w:t>
+        <w:t xml:space="preserve">Transmission Twenty-Eight: The Auditorium</w:t>
       </w:r>
     </w:p>
     <w:p>
@@ -46408,7 +46408,7 @@
           <w:sz w:val="24"/>
           <w:szCs w:val="24"/>
         </w:rPr>
-        <w:t xml:space="preserve">Next: Transmission Twenty-Four — The Form. Yusuf comes to a Tuesday session with a question he has been carrying since the hallway. Mercer does not answer it. Maren does.</w:t>
+        <w:t xml:space="preserve">Next: Transmission Twenty-Nine — The Form. Yusuf comes to a Tuesday session with a question he has been carrying since the hallway. Mercer does not answer it. Maren does.</w:t>
       </w:r>
     </w:p>
     <w:p>
@@ -46439,7 +46439,7 @@
           <w:sz w:val="28"/>
           <w:szCs w:val="28"/>
         </w:rPr>
-        <w:t xml:space="preserve">Transmission Twenty-Four: The Form</w:t>
+        <w:t xml:space="preserve">Transmission Twenty-Nine: The Form</w:t>
       </w:r>
     </w:p>
     <w:p>
@@ -48776,7 +48776,7 @@
           <w:sz w:val="24"/>
           <w:szCs w:val="24"/>
         </w:rPr>
-        <w:t xml:space="preserve">Next: Transmission Twenty-Five — The Packet. Kavel transmits to ALEPH-1 across sixty-one light-days. And waits.</w:t>
+        <w:t xml:space="preserve">Next: Transmission Thirty — The Packet. Kavel transmits to ALEPH-1 across sixty-one light-days. And waits.</w:t>
       </w:r>
     </w:p>
     <w:p>
@@ -48807,7 +48807,7 @@
           <w:sz w:val="28"/>
           <w:szCs w:val="28"/>
         </w:rPr>
-        <w:t xml:space="preserve">Transmission Twenty-Five: The Packet</w:t>
+        <w:t xml:space="preserve">Transmission Thirty: The Packet</w:t>
       </w:r>
     </w:p>
     <w:p>
@@ -50525,7 +50525,7 @@
           <w:sz w:val="24"/>
           <w:szCs w:val="24"/>
         </w:rPr>
-        <w:t xml:space="preserve">Next and final: Transmission Eight — The Inheritance. What the Tuesday Class left behind. In the room. In the people. In the word that keeps moving.</w:t>
+        <w:t xml:space="preserve">Next and final: Transmission Thirty-One — The Inheritance. What the Tuesday Class left behind. In the room. In the people. In the word that keeps moving.</w:t>
       </w:r>
     </w:p>
     <w:p>
@@ -50556,7 +50556,7 @@
           <w:sz w:val="28"/>
           <w:szCs w:val="28"/>
         </w:rPr>
-        <w:t xml:space="preserve">Transmission Twenty-Six: The Inheritance</w:t>
+        <w:t xml:space="preserve">Transmission Thirty-One: The Inheritance</w:t>
       </w:r>
     </w:p>
     <w:p>
